--- a/projects/valuepickr-open-screen/docs/Jeena Sikho Lifecare.docx
+++ b/projects/valuepickr-open-screen/docs/Jeena Sikho Lifecare.docx
@@ -2013,7 +2013,7 @@
         <w:spacing w:after="120" w:before="280"/>
       </w:pPr>
       <w:r>
-        <w:t xml:space="preserve">Ishmohit-Lens Checks (value chain · earnings quality · growth trajectory · management · global-signal check)</w:t>
+        <w:t xml:space="preserve">Ishmohit-Lens Checks (value chain · earnings quality · growth trajectory · management · quality metrics · track record · global-signal check)</w:t>
       </w:r>
     </w:p>
     <w:p>
@@ -2467,6 +2467,33 @@
                 <w:b/>
                 <w:bCs/>
               </w:rPr>
+              <w:t xml:space="preserve">Shareholder returns</w:t>
+            </w:r>
+          </w:p>
+        </w:tc>
+        <w:tc>
+          <w:tcPr>
+            <w:tcW w:type="dxa" w:w="5800"/>
+          </w:tcPr>
+          <w:p>
+            <w:r>
+              <w:t xml:space="preserve">—</w:t>
+            </w:r>
+          </w:p>
+        </w:tc>
+      </w:tr>
+      <w:tr>
+        <w:tc>
+          <w:tcPr>
+            <w:tcW w:type="dxa" w:w="3200"/>
+            <w:shd w:fill="F2F2F2" w:val="clear"/>
+          </w:tcPr>
+          <w:p>
+            <w:r>
+              <w:rPr>
+                <w:b/>
+                <w:bCs/>
+              </w:rPr>
               <w:t xml:space="preserve">Capability ladder / VAP</w:t>
             </w:r>
           </w:p>
@@ -2483,6 +2510,233 @@
         </w:tc>
       </w:tr>
     </w:tbl>
+    <w:p>
+      <w:pPr>
+        <w:spacing w:after="120"/>
+      </w:pPr>
+      <w:r>
+        <w:rPr>
+          <w:b/>
+          <w:bCs/>
+          <w:sz w:val="20"/>
+          <w:szCs w:val="20"/>
+        </w:rPr>
+        <w:t xml:space="preserve">Quality metrics (ROCE · debt · FCF · margin · capex):</w:t>
+      </w:r>
+    </w:p>
+    <w:tbl>
+      <w:tblPr>
+        <w:tblW w:type="dxa" w:w="9000"/>
+        <w:tblBorders>
+          <w:top w:val="single" w:color="auto" w:sz="4"/>
+          <w:left w:val="single" w:color="auto" w:sz="4"/>
+          <w:bottom w:val="single" w:color="auto" w:sz="4"/>
+          <w:right w:val="single" w:color="auto" w:sz="4"/>
+          <w:insideH w:val="single" w:color="auto" w:sz="4"/>
+          <w:insideV w:val="single" w:color="auto" w:sz="4"/>
+        </w:tblBorders>
+      </w:tblPr>
+      <w:tblGrid>
+        <w:gridCol w:w="3200"/>
+        <w:gridCol w:w="5800"/>
+      </w:tblGrid>
+      <w:tr>
+        <w:tc>
+          <w:tcPr>
+            <w:tcW w:type="dxa" w:w="3200"/>
+            <w:shd w:fill="F2F2F2" w:val="clear"/>
+          </w:tcPr>
+          <w:p>
+            <w:r>
+              <w:rPr>
+                <w:b/>
+                <w:bCs/>
+              </w:rPr>
+              <w:t xml:space="preserve">Assessment</w:t>
+            </w:r>
+          </w:p>
+        </w:tc>
+        <w:tc>
+          <w:tcPr>
+            <w:tcW w:type="dxa" w:w="5800"/>
+          </w:tcPr>
+          <w:p>
+            <w:r>
+              <w:t xml:space="preserve">positive</w:t>
+            </w:r>
+          </w:p>
+        </w:tc>
+      </w:tr>
+      <w:tr>
+        <w:tc>
+          <w:tcPr>
+            <w:tcW w:type="dxa" w:w="3200"/>
+            <w:shd w:fill="F2F2F2" w:val="clear"/>
+          </w:tcPr>
+          <w:p>
+            <w:r>
+              <w:rPr>
+                <w:b/>
+                <w:bCs/>
+              </w:rPr>
+              <w:t xml:space="preserve">ROCE</w:t>
+            </w:r>
+          </w:p>
+        </w:tc>
+        <w:tc>
+          <w:tcPr>
+            <w:tcW w:type="dxa" w:w="5800"/>
+          </w:tcPr>
+          <w:p>
+            <w:r>
+              <w:t xml:space="preserve">71% (improving)</w:t>
+            </w:r>
+          </w:p>
+        </w:tc>
+      </w:tr>
+      <w:tr>
+        <w:tc>
+          <w:tcPr>
+            <w:tcW w:type="dxa" w:w="3200"/>
+            <w:shd w:fill="F2F2F2" w:val="clear"/>
+          </w:tcPr>
+          <w:p>
+            <w:r>
+              <w:rPr>
+                <w:b/>
+                <w:bCs/>
+              </w:rPr>
+              <w:t xml:space="preserve">Leverage</w:t>
+            </w:r>
+          </w:p>
+        </w:tc>
+        <w:tc>
+          <w:tcPr>
+            <w:tcW w:type="dxa" w:w="5800"/>
+          </w:tcPr>
+          <w:p>
+            <w:r>
+              <w:t xml:space="preserve">Net debt/EBITDA 0.4x</w:t>
+            </w:r>
+          </w:p>
+        </w:tc>
+      </w:tr>
+      <w:tr>
+        <w:tc>
+          <w:tcPr>
+            <w:tcW w:type="dxa" w:w="3200"/>
+            <w:shd w:fill="F2F2F2" w:val="clear"/>
+          </w:tcPr>
+          <w:p>
+            <w:r>
+              <w:rPr>
+                <w:b/>
+                <w:bCs/>
+              </w:rPr>
+              <w:t xml:space="preserve">FCF conversion</w:t>
+            </w:r>
+          </w:p>
+        </w:tc>
+        <w:tc>
+          <w:tcPr>
+            <w:tcW w:type="dxa" w:w="5800"/>
+          </w:tcPr>
+          <w:p>
+            <w:r>
+              <w:t xml:space="preserve">60%</w:t>
+            </w:r>
+          </w:p>
+        </w:tc>
+      </w:tr>
+      <w:tr>
+        <w:tc>
+          <w:tcPr>
+            <w:tcW w:type="dxa" w:w="3200"/>
+            <w:shd w:fill="F2F2F2" w:val="clear"/>
+          </w:tcPr>
+          <w:p>
+            <w:r>
+              <w:rPr>
+                <w:b/>
+                <w:bCs/>
+              </w:rPr>
+              <w:t xml:space="preserve">Margin trend</w:t>
+            </w:r>
+          </w:p>
+        </w:tc>
+        <w:tc>
+          <w:tcPr>
+            <w:tcW w:type="dxa" w:w="5800"/>
+          </w:tcPr>
+          <w:p>
+            <w:r>
+              <w:t xml:space="preserve">expanding</w:t>
+            </w:r>
+          </w:p>
+        </w:tc>
+      </w:tr>
+      <w:tr>
+        <w:tc>
+          <w:tcPr>
+            <w:tcW w:type="dxa" w:w="3200"/>
+            <w:shd w:fill="F2F2F2" w:val="clear"/>
+          </w:tcPr>
+          <w:p>
+            <w:r>
+              <w:rPr>
+                <w:b/>
+                <w:bCs/>
+              </w:rPr>
+              <w:t xml:space="preserve">Capex efficiency</w:t>
+            </w:r>
+          </w:p>
+        </w:tc>
+        <w:tc>
+          <w:tcPr>
+            <w:tcW w:type="dxa" w:w="5800"/>
+          </w:tcPr>
+          <w:p>
+            <w:r>
+              <w:t xml:space="preserve">productive</w:t>
+            </w:r>
+          </w:p>
+        </w:tc>
+      </w:tr>
+    </w:tbl>
+    <w:p>
+      <w:pPr>
+        <w:spacing w:after="60" w:before="120"/>
+      </w:pPr>
+      <w:r>
+        <w:rPr>
+          <w:b/>
+          <w:bCs/>
+          <w:sz w:val="20"/>
+          <w:szCs w:val="20"/>
+        </w:rPr>
+        <w:t xml:space="preserve">Track record (Coffee Can persistence check): </w:t>
+      </w:r>
+      <w:r>
+        <w:rPr>
+          <w:sz w:val="20"/>
+          <w:szCs w:val="20"/>
+        </w:rPr>
+        <w:t xml:space="preserve">cleared revenue growth ≥10% AND ROCE ≥15% in 5 of the last 7 years (consistency_score 71)</w:t>
+      </w:r>
+    </w:p>
+    <w:p>
+      <w:pPr>
+        <w:spacing w:after="120"/>
+      </w:pPr>
+      <w:r>
+        <w:rPr>
+          <w:color w:val="666666"/>
+          <w:sz w:val="18"/>
+          <w:szCs w:val="18"/>
+        </w:rPr>
+        <w:t xml:space="preserve">Screener FY20-FY26: ROCE 38-71% every year; rev growth &gt;=10% AND ROCE &gt;=15% both cleared in 5 of 7 (FY21 45%/39%, FY23 40%/58%, FY24 59%/50%, FY25 45%/71%, FY26 71%/[ROCE not displayed but 38-71% in all seven prior years]). FY20 (-11%) and FY22 (+7%) missed on growth only.</w:t>
+      </w:r>
+    </w:p>
     <w:p>
       <w:pPr>
         <w:pStyle w:val="Heading1"/>
@@ -2859,6 +3113,34 @@
           <w:szCs w:val="24"/>
         </w:rPr>
         <w:t xml:space="preserve">10x-in-2-3-years</w:t>
+      </w:r>
+    </w:p>
+    <w:p>
+      <w:pPr>
+        <w:spacing w:after="120"/>
+      </w:pPr>
+      <w:r>
+        <w:rPr>
+          <w:color w:val="666666"/>
+          <w:sz w:val="20"/>
+          <w:szCs w:val="20"/>
+        </w:rPr>
+        <w:t xml:space="preserve">4-box gate — tailwind: yes · TAM: yes · moat: weak · valuation: no  (score 2.5 / 4)</w:t>
+      </w:r>
+    </w:p>
+    <w:p>
+      <w:pPr>
+        <w:spacing w:after="120"/>
+      </w:pPr>
+      <w:r>
+        <w:rPr>
+          <w:i/>
+          <w:iCs/>
+          <w:color w:val="666666"/>
+          <w:sz w:val="20"/>
+          <w:szCs w:val="20"/>
+        </w:rPr>
+        <w:t xml:space="preserve">Few organised branded-Ayurveda-hospital peers = category-building tailwind/headroom on a ~Rs800cr base; moat strong in core hospital segment but products/ecommerce leg competes with well-capitalised FMCG majors; gap=priced-in</w:t>
       </w:r>
     </w:p>
     <w:p>

--- a/projects/valuepickr-open-screen/docs/Jeena Sikho Lifecare.docx
+++ b/projects/valuepickr-open-screen/docs/Jeena Sikho Lifecare.docx
@@ -3221,6 +3221,187 @@
           <w:szCs w:val="18"/>
         </w:rPr>
         <w:t xml:space="preserve">This is independent research and analysis for informational purposes only, not personalized financial or investment advice. Past multi-bagger performance and forum/social sentiment are not indicators of future returns. Do your own due diligence before investing.</w:t>
+      </w:r>
+    </w:p>
+    <w:p/>
+    <w:p>
+      <w:r>
+        <w:rPr>
+          <w:b/>
+          <w:sz w:val="28"/>
+        </w:rPr>
+        <w:t>🔄 RESEARCH UPDATE - 2026-10-05</w:t>
+      </w:r>
+    </w:p>
+    <w:p>
+      <w:r>
+        <w:rPr>
+          <w:b/>
+        </w:rPr>
+        <w:t>📊 Key Metrics:</w:t>
+      </w:r>
+    </w:p>
+    <w:p>
+      <w:pPr>
+        <w:ind w:left="360"/>
+      </w:pPr>
+      <w:r>
+        <w:t xml:space="preserve">  • Company: Jeena Sikho Lifecare Ltd</w:t>
+      </w:r>
+    </w:p>
+    <w:p>
+      <w:pPr>
+        <w:ind w:left="360"/>
+      </w:pPr>
+      <w:r>
+        <w:t xml:space="preserve">  • Conviction: Not rated</w:t>
+      </w:r>
+    </w:p>
+    <w:p>
+      <w:pPr>
+        <w:ind w:left="360"/>
+      </w:pPr>
+      <w:r>
+        <w:t xml:space="preserve">  • Thesis: 10x-in-2-3-years</w:t>
+      </w:r>
+    </w:p>
+    <w:p>
+      <w:pPr>
+        <w:ind w:left="360"/>
+      </w:pPr>
+      <w:r>
+        <w:t xml:space="preserve">  • 4-Box Score: 2.5</w:t>
+      </w:r>
+    </w:p>
+    <w:p>
+      <w:pPr>
+        <w:ind w:left="360"/>
+      </w:pPr>
+      <w:r>
+        <w:t xml:space="preserve">  • Research Date: 2026-09-03</w:t>
+      </w:r>
+    </w:p>
+    <w:p>
+      <w:pPr>
+        <w:ind w:left="360"/>
+      </w:pPr>
+      <w:r>
+        <w:t xml:space="preserve">  • Red Flag: None</w:t>
+      </w:r>
+    </w:p>
+    <w:p/>
+    <w:p>
+      <w:r>
+        <w:rPr>
+          <w:b/>
+        </w:rPr>
+        <w:t>📝 Verdict:</w:t>
+      </w:r>
+    </w:p>
+    <w:p>
+      <w:pPr>
+        <w:ind w:left="360"/>
+      </w:pPr>
+      <w:r>
+        <w:t>Cash-flow-quality and governance checks (OCF&gt;PAT, net cash, zero pledge, maiden dividend) come through clean, but core hospital-services growth has decelerated to ~13% and the products leg is now the driver - conviction held at Medium</w:t>
+      </w:r>
+    </w:p>
+    <w:p/>
+    <w:p>
+      <w:r>
+        <w:rPr>
+          <w:b/>
+        </w:rPr>
+        <w:t>📈 Bull Case:</w:t>
+      </w:r>
+    </w:p>
+    <w:p>
+      <w:pPr>
+        <w:ind w:left="360"/>
+      </w:pPr>
+      <w:r>
+        <w:t>Real growth corroborated by filings: FY26 revenue +71%, PAT +177%; 3-yr sales CAGR 58%, PAT CAGR 88%</w:t>
+      </w:r>
+    </w:p>
+    <w:p>
+      <w:pPr>
+        <w:ind w:left="360"/>
+      </w:pPr>
+      <w:r>
+        <w:t>Cash-flow quality is genuine - FY26 OCF Rs 254 Cr exceeded PAT, FCF Rs 221 Cr on only ~Rs 34 Cr capex; net-cash balance sheet (net debt -Rs 108 Cr); maiden dividend declared - all against the thread's 'story-selling' concern</w:t>
+      </w:r>
+    </w:p>
+    <w:p>
+      <w:pPr>
+        <w:ind w:left="360"/>
+      </w:pPr>
+      <w:r>
+        <w:t>Zero promoter pledge formally confirmed for FY26 - directly rebuts the 'seems shady' framing</w:t>
+      </w:r>
+    </w:p>
+    <w:p>
+      <w:pPr>
+        <w:ind w:left="360"/>
+      </w:pPr>
+      <w:r>
+        <w:t>Capex-light leased model (~Rs 3-4 lakh/bed) lets the bed network and centre count scale nationally without leverage</w:t>
+      </w:r>
+    </w:p>
+    <w:p>
+      <w:pPr>
+        <w:ind w:left="360"/>
+      </w:pPr>
+      <w:r>
+        <w:t>Own-brand products/e-commerce leg at ~86% gross margin is now &gt;50% of revenue and compounding fast - a high-quality, asset-light second engine</w:t>
+      </w:r>
+    </w:p>
+    <w:p/>
+    <w:p>
+      <w:r>
+        <w:rPr>
+          <w:b/>
+        </w:rPr>
+        <w:t>📉 Bear Case:</w:t>
+      </w:r>
+    </w:p>
+    <w:p>
+      <w:pPr>
+        <w:ind w:left="360"/>
+      </w:pPr>
+      <w:r>
+        <w:t>Consolidated growth has roughly halved - FY26 +71% to Q1 FY27 +29% - and the core Healthcare Services segment grew only ~13% despite +33% admissions, so realisation-per-admission recovery is the unproven crux</w:t>
+      </w:r>
+    </w:p>
+    <w:p>
+      <w:pPr>
+        <w:ind w:left="360"/>
+      </w:pPr>
+      <w:r>
+        <w:t>EBITDA margin is normalising down (FY26 44% to Q1 FY27 ~41%) on the deliberate low-ticket private-pay + products mix - FY26 margins look like a peak</w:t>
+      </w:r>
+    </w:p>
+    <w:p>
+      <w:pPr>
+        <w:ind w:left="360"/>
+      </w:pPr>
+      <w:r>
+        <w:t>The market has de-rated the stock ~34% over the trailing year despite the growth - a standing vote of skepticism the thread's title captured</w:t>
+      </w:r>
+    </w:p>
+    <w:p>
+      <w:pPr>
+        <w:ind w:left="360"/>
+      </w:pPr>
+      <w:r>
+        <w:t>Headline ~64% ROCE / ~61% ROE are flattered by a leased asset-light base and tiny equity capital, not comparable to owned-hospital peers</w:t>
+      </w:r>
+    </w:p>
+    <w:p>
+      <w:pPr>
+        <w:ind w:left="360"/>
+      </w:pPr>
+      <w:r>
+        <w:t>Heavy reliance on founder-promoter Manish Grover's personal charisma and marketing style - flagged in the thread as 'both the biggest strength and the biggest risk'</w:t>
       </w:r>
     </w:p>
     <w:sectPr>
